--- a/reference/ONDA Pathology Analyses 05Jul2026.docx
+++ b/reference/ONDA Pathology Analyses 05Jul2026.docx
@@ -38391,7 +38391,7 @@
                 <w:szCs w:val="22"/>
                 <w:color w:val="000000"/>
               </w:rPr>
-              <w:t xml:space="preserve">Data for every pathological sign was fitted to a logistic regression model used to calculate P values. Pairwise comparison of treatments were conducted using likelihood ratio tests. P-values from pairwise comparison were adjusted using the Benjamini-Hochberg method. Different letters denote significantly different groups.</w:t>
+              <w:t xml:space="preserve">Data for every pathological sign was fitted to a logistic regression model used to calculate P values. Pairwise comparison of treatments were conducted using likelihood ratio tests with p-values adjusted for multiple comparisons using the Benjamini-Hochberg method. Different letters denote significantly different groups.</w:t>
             </w:r>
           </w:p>
         </w:tc>
